--- a/razrabotka trebovani/варианты использования.docx
+++ b/razrabotka trebovani/варианты использования.docx
@@ -23,19 +23,8 @@
           <w:sz w:val="36"/>
           <w:szCs w:val="36"/>
         </w:rPr>
-        <w:t>Варианты использования для </w:t>
-      </w:r>
-      <w:r>
-        <w:rPr>
-          <w:rFonts w:ascii="Times New Roman" w:hAnsi="Times New Roman" w:cs="Times New Roman"/>
-          <w:b/>
-          <w:bCs/>
-          <w:sz w:val="36"/>
-          <w:szCs w:val="36"/>
-        </w:rPr>
-        <w:t xml:space="preserve">системы </w:t>
-      </w:r>
-      <w:proofErr w:type="spellStart"/>
+        <w:t xml:space="preserve">Варианты использования для системы </w:t>
+      </w:r>
       <w:r>
         <w:rPr>
           <w:rFonts w:ascii="Times New Roman" w:eastAsia="Times New Roman" w:hAnsi="Times New Roman" w:cs="Times New Roman"/>
@@ -47,7 +36,6 @@
         </w:rPr>
         <w:t>SearchAllJob</w:t>
       </w:r>
-      <w:proofErr w:type="spellEnd"/>
     </w:p>
     <w:p>
       <w:pPr>
@@ -420,48 +408,26 @@
           <w:szCs w:val="28"/>
           <w:lang w:eastAsia="ru-RU"/>
         </w:rPr>
-        <w:t>Имя</w:t>
-      </w:r>
-      <w:proofErr w:type="gramStart"/>
+        <w:t>Имя:</w:t>
+      </w:r>
       <w:r>
         <w:rPr>
           <w:rFonts w:ascii="Times New Roman" w:eastAsia="Times New Roman" w:hAnsi="Times New Roman" w:cs="Times New Roman"/>
-          <w:b/>
-          <w:bCs/>
           <w:sz w:val="28"/>
           <w:szCs w:val="28"/>
           <w:lang w:eastAsia="ru-RU"/>
         </w:rPr>
-        <w:t>:</w:t>
-      </w:r>
-      <w:r>
+        <w:t xml:space="preserve"> Получить уведомление о новой вакансии</w:t>
+      </w:r>
+    </w:p>
+    <w:p>
+      <w:pPr>
+        <w:spacing w:before="100" w:beforeAutospacing="1" w:after="100" w:afterAutospacing="1" w:line="240" w:lineRule="auto"/>
         <w:rPr>
           <w:rFonts w:ascii="Times New Roman" w:eastAsia="Times New Roman" w:hAnsi="Times New Roman" w:cs="Times New Roman"/>
           <w:sz w:val="28"/>
           <w:szCs w:val="28"/>
           <w:lang w:eastAsia="ru-RU"/>
-        </w:rPr>
-        <w:t xml:space="preserve"> Получить</w:t>
-      </w:r>
-      <w:proofErr w:type="gramEnd"/>
-      <w:r>
-        <w:rPr>
-          <w:rFonts w:ascii="Times New Roman" w:eastAsia="Times New Roman" w:hAnsi="Times New Roman" w:cs="Times New Roman"/>
-          <w:sz w:val="28"/>
-          <w:szCs w:val="28"/>
-          <w:lang w:eastAsia="ru-RU"/>
-        </w:rPr>
-        <w:t xml:space="preserve"> уведомление о новой вакансии</w:t>
-      </w:r>
-    </w:p>
-    <w:p>
-      <w:pPr>
-        <w:spacing w:before="100" w:beforeAutospacing="1" w:after="100" w:afterAutospacing="1" w:line="240" w:lineRule="auto"/>
-        <w:rPr>
-          <w:rFonts w:ascii="Times New Roman" w:eastAsia="Times New Roman" w:hAnsi="Times New Roman" w:cs="Times New Roman"/>
-          <w:sz w:val="28"/>
-          <w:szCs w:val="28"/>
-          <w:lang w:val="en-US" w:eastAsia="ru-RU"/>
         </w:rPr>
       </w:pPr>
       <w:r>
@@ -756,23 +722,7 @@
           <w:sz w:val="28"/>
           <w:szCs w:val="28"/>
         </w:rPr>
-        <w:t xml:space="preserve">PRE-1. Пользователь зарегистрирован в Telegram-боте </w:t>
-      </w:r>
-      <w:proofErr w:type="spellStart"/>
-      <w:r>
-        <w:rPr>
-          <w:sz w:val="28"/>
-          <w:szCs w:val="28"/>
-        </w:rPr>
-        <w:t>SearchAllJob</w:t>
-      </w:r>
-      <w:proofErr w:type="spellEnd"/>
-      <w:r>
-        <w:rPr>
-          <w:sz w:val="28"/>
-          <w:szCs w:val="28"/>
-        </w:rPr>
-        <w:t>.</w:t>
+        <w:t>PRE-1. Пользователь зарегистрирован в Telegram-боте SearchAllJob.</w:t>
       </w:r>
       <w:r>
         <w:rPr>
@@ -903,25 +853,7 @@
           <w:sz w:val="28"/>
           <w:szCs w:val="28"/>
         </w:rPr>
-        <w:t xml:space="preserve">Система </w:t>
-      </w:r>
-      <w:proofErr w:type="spellStart"/>
-      <w:r>
-        <w:rPr>
-          <w:color w:val="000000" w:themeColor="text1"/>
-          <w:sz w:val="28"/>
-          <w:szCs w:val="28"/>
-        </w:rPr>
-        <w:t>SearchAllJob</w:t>
-      </w:r>
-      <w:proofErr w:type="spellEnd"/>
-      <w:r>
-        <w:rPr>
-          <w:color w:val="000000" w:themeColor="text1"/>
-          <w:sz w:val="28"/>
-          <w:szCs w:val="28"/>
-        </w:rPr>
-        <w:t xml:space="preserve"> выполняет очередной цикл мониторинга сайтов-источников вакансий.</w:t>
+        <w:t>Система SearchAllJob выполняет очередной цикл мониторинга сайтов-источников вакансий.</w:t>
       </w:r>
     </w:p>
     <w:p>
@@ -1254,17 +1186,7 @@
           <w:sz w:val="28"/>
           <w:szCs w:val="28"/>
         </w:rPr>
-        <w:t>1</w:t>
-      </w:r>
-      <w:r>
-        <w:rPr>
-          <w:rStyle w:val="a5"/>
-          <w:rFonts w:ascii="Times New Roman" w:hAnsi="Times New Roman" w:cs="Times New Roman"/>
-          <w:color w:val="000000" w:themeColor="text1"/>
-          <w:sz w:val="28"/>
-          <w:szCs w:val="28"/>
-        </w:rPr>
-        <w:t>.E1 Недоступен сайт-источник вакансий</w:t>
+        <w:t>1.E1 Недоступен сайт-источник вакансий</w:t>
       </w:r>
     </w:p>
     <w:p>
@@ -1327,16 +1249,7 @@
           <w:sz w:val="28"/>
           <w:szCs w:val="28"/>
         </w:rPr>
-        <w:t>2</w:t>
-      </w:r>
-      <w:r>
-        <w:rPr>
-          <w:rStyle w:val="a5"/>
-          <w:color w:val="000000" w:themeColor="text1"/>
-          <w:sz w:val="28"/>
-          <w:szCs w:val="28"/>
-        </w:rPr>
-        <w:t>.E1 Ошибка отправки сообщения в Telegram</w:t>
+        <w:t>2.E1 Ошибка отправки сообщения в Telegram</w:t>
       </w:r>
     </w:p>
     <w:p>
@@ -1380,25 +1293,7 @@
           <w:sz w:val="28"/>
           <w:szCs w:val="28"/>
         </w:rPr>
-        <w:t xml:space="preserve">При повторной неудаче ошибка </w:t>
-      </w:r>
-      <w:proofErr w:type="spellStart"/>
-      <w:r>
-        <w:rPr>
-          <w:color w:val="000000" w:themeColor="text1"/>
-          <w:sz w:val="28"/>
-          <w:szCs w:val="28"/>
-        </w:rPr>
-        <w:t>логируется</w:t>
-      </w:r>
-      <w:proofErr w:type="spellEnd"/>
-      <w:r>
-        <w:rPr>
-          <w:color w:val="000000" w:themeColor="text1"/>
-          <w:sz w:val="28"/>
-          <w:szCs w:val="28"/>
-        </w:rPr>
-        <w:t>.</w:t>
+        <w:t>При повторной неудаче ошибка логируется.</w:t>
       </w:r>
     </w:p>
     <w:p>
@@ -1422,18 +1317,7 @@
           <w:sz w:val="28"/>
           <w:szCs w:val="28"/>
         </w:rPr>
-        <w:t>Приоритет</w:t>
-      </w:r>
-      <w:r>
-        <w:rPr>
-          <w:rFonts w:ascii="Times New Roman" w:hAnsi="Times New Roman" w:cs="Times New Roman"/>
-          <w:b/>
-          <w:bCs/>
-          <w:color w:val="000000" w:themeColor="text1"/>
-          <w:sz w:val="28"/>
-          <w:szCs w:val="28"/>
-        </w:rPr>
-        <w:t xml:space="preserve"> - </w:t>
+        <w:t xml:space="preserve">Приоритет - </w:t>
       </w:r>
       <w:r>
         <w:rPr>
@@ -1555,16 +1439,7 @@
           <w:sz w:val="28"/>
           <w:szCs w:val="28"/>
         </w:rPr>
-        <w:t>BR-1. Сократить среднее время поиска подходящей вакансии</w:t>
-      </w:r>
-      <w:r>
-        <w:rPr>
-          <w:rFonts w:ascii="Times New Roman" w:hAnsi="Times New Roman" w:cs="Times New Roman"/>
-          <w:color w:val="000000" w:themeColor="text1"/>
-          <w:sz w:val="28"/>
-          <w:szCs w:val="28"/>
-        </w:rPr>
-        <w:t xml:space="preserve"> </w:t>
+        <w:t xml:space="preserve">BR-1. Сократить среднее время поиска подходящей вакансии </w:t>
       </w:r>
       <w:r>
         <w:rPr>
@@ -1810,6 +1685,65 @@
           <w:szCs w:val="28"/>
         </w:rPr>
       </w:pPr>
+      <w:r>
+        <w:rPr>
+          <w:rFonts w:eastAsiaTheme="minorHAnsi"/>
+          <w:b/>
+          <w:bCs/>
+          <w:noProof/>
+          <w:sz w:val="36"/>
+          <w:szCs w:val="36"/>
+          <w:lang w:eastAsia="en-US"/>
+        </w:rPr>
+        <w:drawing>
+          <wp:inline distT="0" distB="0" distL="0" distR="0" wp14:anchorId="0E0EFCCB" wp14:editId="7004A84C">
+            <wp:extent cx="6652260" cy="6065520"/>
+            <wp:effectExtent l="0" t="0" r="0" b="0"/>
+            <wp:docPr id="1" name="Рисунок 1"/>
+            <wp:cNvGraphicFramePr>
+              <a:graphicFrameLocks xmlns:a="http://schemas.openxmlformats.org/drawingml/2006/main" noChangeAspect="1"/>
+            </wp:cNvGraphicFramePr>
+            <a:graphic xmlns:a="http://schemas.openxmlformats.org/drawingml/2006/main">
+              <a:graphicData uri="http://schemas.openxmlformats.org/drawingml/2006/picture">
+                <pic:pic xmlns:pic="http://schemas.openxmlformats.org/drawingml/2006/picture">
+                  <pic:nvPicPr>
+                    <pic:cNvPr id="0" name="Picture 1"/>
+                    <pic:cNvPicPr>
+                      <a:picLocks noChangeAspect="1" noChangeArrowheads="1"/>
+                    </pic:cNvPicPr>
+                  </pic:nvPicPr>
+                  <pic:blipFill>
+                    <a:blip r:embed="rId5">
+                      <a:extLst>
+                        <a:ext uri="{28A0092B-C50C-407E-A947-70E740481C1C}">
+                          <a14:useLocalDpi xmlns:a14="http://schemas.microsoft.com/office/drawing/2010/main" val="0"/>
+                        </a:ext>
+                      </a:extLst>
+                    </a:blip>
+                    <a:srcRect/>
+                    <a:stretch>
+                      <a:fillRect/>
+                    </a:stretch>
+                  </pic:blipFill>
+                  <pic:spPr bwMode="auto">
+                    <a:xfrm>
+                      <a:off x="0" y="0"/>
+                      <a:ext cx="6652260" cy="6065520"/>
+                    </a:xfrm>
+                    <a:prstGeom prst="rect">
+                      <a:avLst/>
+                    </a:prstGeom>
+                    <a:noFill/>
+                    <a:ln>
+                      <a:noFill/>
+                    </a:ln>
+                  </pic:spPr>
+                </pic:pic>
+              </a:graphicData>
+            </a:graphic>
+          </wp:inline>
+        </w:drawing>
+      </w:r>
     </w:p>
     <w:sectPr>
       <w:pgSz w:w="11906" w:h="16838"/>
